--- a/l1/ЛР1_122-2_Гранатюк.О.В.docx
+++ b/l1/ЛР1_122-2_Гранатюк.О.В.docx
@@ -2058,12 +2058,28 @@
         </w:rPr>
         <w:t xml:space="preserve">репозиторій з завданням: </w:t>
       </w:r>
-      <w:r>
-        <w:rPr>
-          <w:lang w:val="uk-UA"/>
-        </w:rPr>
-        <w:t>https://github.com/oleksandrgranatuk/cybersecurity/upload/main/l1</w:t>
-      </w:r>
+      <w:hyperlink r:id="rId22" w:history="1">
+        <w:r>
+          <w:rPr>
+            <w:rStyle w:val="af"/>
+          </w:rPr>
+          <w:t xml:space="preserve">cybersecurity/l1 at main · </w:t>
+        </w:r>
+        <w:proofErr w:type="spellStart"/>
+        <w:r>
+          <w:rPr>
+            <w:rStyle w:val="af"/>
+          </w:rPr>
+          <w:t>oleksandrgranatuk</w:t>
+        </w:r>
+        <w:proofErr w:type="spellEnd"/>
+        <w:r>
+          <w:rPr>
+            <w:rStyle w:val="af"/>
+          </w:rPr>
+          <w:t>/cybersecurity</w:t>
+        </w:r>
+      </w:hyperlink>
     </w:p>
     <w:p>
       <w:pPr>
@@ -2811,7 +2827,6 @@
   <w:style w:type="character" w:default="1" w:styleId="a0">
     <w:name w:val="Default Paragraph Font"/>
     <w:uiPriority w:val="1"/>
-    <w:semiHidden/>
     <w:unhideWhenUsed/>
   </w:style>
   <w:style w:type="table" w:default="1" w:styleId="a1">
@@ -3202,6 +3217,29 @@
       <w:spacing w:val="5"/>
     </w:rPr>
   </w:style>
+  <w:style w:type="character" w:styleId="af">
+    <w:name w:val="Hyperlink"/>
+    <w:basedOn w:val="a0"/>
+    <w:uiPriority w:val="99"/>
+    <w:unhideWhenUsed/>
+    <w:rsid w:val="003E4207"/>
+    <w:rPr>
+      <w:color w:val="0563C1" w:themeColor="hyperlink"/>
+      <w:u w:val="single"/>
+    </w:rPr>
+  </w:style>
+  <w:style w:type="character" w:styleId="af0">
+    <w:name w:val="Unresolved Mention"/>
+    <w:basedOn w:val="a0"/>
+    <w:uiPriority w:val="99"/>
+    <w:semiHidden/>
+    <w:unhideWhenUsed/>
+    <w:rsid w:val="003E4207"/>
+    <w:rPr>
+      <w:color w:val="605E5C"/>
+      <w:shd w:val="clear" w:color="auto" w:fill="E1DFDD"/>
+    </w:rPr>
+  </w:style>
 </w:styles>
 </file>
 
